--- a/冒险西游记.docx
+++ b/冒险西游记.docx
@@ -45,6 +45,9 @@
           <w:ilvl w:val="1"/>
           <w:numId w:val="4"/>
         </w:numPr>
+        <w:rPr>
+          <w:rFonts w:hint="eastAsia"/>
+        </w:rPr>
       </w:pPr>
       <w:r>
         <w:rPr>
@@ -305,7 +308,13 @@
         </w:rPr>
       </w:pPr>
       <w:r>
-        <w:t>魔教绝学 天魔策</w:t>
+        <w:t xml:space="preserve">魔教绝学 </w:t>
+      </w:r>
+      <w:r>
+        <w:rPr>
+          <w:rFonts w:hint="eastAsia"/>
+        </w:rPr>
+        <w:t>太上忘情录</w:t>
       </w:r>
     </w:p>
     <w:p>
@@ -429,6 +438,9 @@
           <w:ilvl w:val="2"/>
           <w:numId w:val="4"/>
         </w:numPr>
+        <w:rPr>
+          <w:rFonts w:hint="eastAsia"/>
+        </w:rPr>
       </w:pPr>
       <w:r>
         <w:rPr>
@@ -753,6 +765,9 @@
           <w:ilvl w:val="1"/>
           <w:numId w:val="5"/>
         </w:numPr>
+        <w:rPr>
+          <w:rFonts w:hint="eastAsia"/>
+        </w:rPr>
       </w:pPr>
       <w:r>
         <w:rPr>
@@ -985,6 +1000,9 @@
           <w:ilvl w:val="1"/>
           <w:numId w:val="5"/>
         </w:numPr>
+        <w:rPr>
+          <w:rFonts w:hint="eastAsia"/>
+        </w:rPr>
       </w:pPr>
       <w:r>
         <w:rPr>
@@ -1000,6 +1018,9 @@
           <w:ilvl w:val="0"/>
           <w:numId w:val="2"/>
         </w:numPr>
+        <w:rPr>
+          <w:rFonts w:hint="eastAsia"/>
+        </w:rPr>
       </w:pPr>
       <w:r>
         <w:rPr>
@@ -1015,6 +1036,9 @@
           <w:ilvl w:val="0"/>
           <w:numId w:val="7"/>
         </w:numPr>
+        <w:rPr>
+          <w:rFonts w:hint="eastAsia"/>
+        </w:rPr>
       </w:pPr>
       <w:r>
         <w:rPr>
@@ -1030,6 +1054,9 @@
           <w:ilvl w:val="0"/>
           <w:numId w:val="7"/>
         </w:numPr>
+        <w:rPr>
+          <w:rFonts w:hint="eastAsia"/>
+        </w:rPr>
       </w:pPr>
       <w:r>
         <w:rPr>
@@ -1045,6 +1072,9 @@
           <w:ilvl w:val="0"/>
           <w:numId w:val="7"/>
         </w:numPr>
+        <w:rPr>
+          <w:rFonts w:hint="eastAsia"/>
+        </w:rPr>
       </w:pPr>
       <w:r>
         <w:rPr>
@@ -1060,6 +1090,9 @@
           <w:ilvl w:val="0"/>
           <w:numId w:val="7"/>
         </w:numPr>
+        <w:rPr>
+          <w:rFonts w:hint="eastAsia"/>
+        </w:rPr>
       </w:pPr>
       <w:r>
         <w:rPr>
@@ -1075,6 +1108,9 @@
           <w:ilvl w:val="0"/>
           <w:numId w:val="7"/>
         </w:numPr>
+        <w:rPr>
+          <w:rFonts w:hint="eastAsia"/>
+        </w:rPr>
       </w:pPr>
       <w:r>
         <w:rPr>
@@ -1102,6 +1138,9 @@
           <w:ilvl w:val="0"/>
           <w:numId w:val="2"/>
         </w:numPr>
+        <w:rPr>
+          <w:rFonts w:hint="eastAsia"/>
+        </w:rPr>
       </w:pPr>
       <w:r>
         <w:rPr>
@@ -1117,6 +1156,9 @@
           <w:ilvl w:val="0"/>
           <w:numId w:val="9"/>
         </w:numPr>
+        <w:rPr>
+          <w:rFonts w:hint="eastAsia"/>
+        </w:rPr>
       </w:pPr>
       <w:r>
         <w:rPr>
@@ -1132,6 +1174,9 @@
           <w:ilvl w:val="0"/>
           <w:numId w:val="9"/>
         </w:numPr>
+        <w:rPr>
+          <w:rFonts w:hint="eastAsia"/>
+        </w:rPr>
       </w:pPr>
       <w:r>
         <w:rPr>
@@ -1147,6 +1192,9 @@
           <w:ilvl w:val="0"/>
           <w:numId w:val="9"/>
         </w:numPr>
+        <w:rPr>
+          <w:rFonts w:hint="eastAsia"/>
+        </w:rPr>
       </w:pPr>
       <w:r>
         <w:rPr>
@@ -1162,6 +1210,9 @@
           <w:ilvl w:val="0"/>
           <w:numId w:val="9"/>
         </w:numPr>
+        <w:rPr>
+          <w:rFonts w:hint="eastAsia"/>
+        </w:rPr>
       </w:pPr>
       <w:r>
         <w:rPr>
@@ -1177,6 +1228,9 @@
           <w:ilvl w:val="0"/>
           <w:numId w:val="9"/>
         </w:numPr>
+        <w:rPr>
+          <w:rFonts w:hint="eastAsia"/>
+        </w:rPr>
       </w:pPr>
       <w:r>
         <w:rPr>
@@ -1192,6 +1246,9 @@
           <w:ilvl w:val="0"/>
           <w:numId w:val="9"/>
         </w:numPr>
+        <w:rPr>
+          <w:rFonts w:hint="eastAsia"/>
+        </w:rPr>
       </w:pPr>
       <w:r>
         <w:rPr>
@@ -1243,6 +1300,9 @@
           <w:ilvl w:val="0"/>
           <w:numId w:val="2"/>
         </w:numPr>
+        <w:rPr>
+          <w:rFonts w:hint="eastAsia"/>
+        </w:rPr>
       </w:pPr>
       <w:r>
         <w:rPr>
@@ -1258,6 +1318,9 @@
           <w:ilvl w:val="0"/>
           <w:numId w:val="10"/>
         </w:numPr>
+        <w:rPr>
+          <w:rFonts w:hint="eastAsia"/>
+        </w:rPr>
       </w:pPr>
       <w:r>
         <w:rPr>
@@ -1273,6 +1336,9 @@
           <w:ilvl w:val="0"/>
           <w:numId w:val="10"/>
         </w:numPr>
+        <w:rPr>
+          <w:rFonts w:hint="eastAsia"/>
+        </w:rPr>
       </w:pPr>
       <w:r>
         <w:rPr>
@@ -1288,6 +1354,9 @@
           <w:ilvl w:val="0"/>
           <w:numId w:val="10"/>
         </w:numPr>
+        <w:rPr>
+          <w:rFonts w:hint="eastAsia"/>
+        </w:rPr>
       </w:pPr>
       <w:r>
         <w:rPr>
@@ -1333,6 +1402,9 @@
           <w:ilvl w:val="0"/>
           <w:numId w:val="2"/>
         </w:numPr>
+        <w:rPr>
+          <w:rFonts w:hint="eastAsia"/>
+        </w:rPr>
       </w:pPr>
       <w:r>
         <w:rPr>
@@ -1348,6 +1420,9 @@
           <w:ilvl w:val="0"/>
           <w:numId w:val="11"/>
         </w:numPr>
+        <w:rPr>
+          <w:rFonts w:hint="eastAsia"/>
+        </w:rPr>
       </w:pPr>
       <w:r>
         <w:rPr>
@@ -1363,6 +1438,9 @@
           <w:ilvl w:val="0"/>
           <w:numId w:val="11"/>
         </w:numPr>
+        <w:rPr>
+          <w:rFonts w:hint="eastAsia"/>
+        </w:rPr>
       </w:pPr>
       <w:r>
         <w:rPr>
@@ -1396,6 +1474,9 @@
           <w:ilvl w:val="0"/>
           <w:numId w:val="2"/>
         </w:numPr>
+        <w:rPr>
+          <w:rFonts w:hint="eastAsia"/>
+        </w:rPr>
       </w:pPr>
       <w:r>
         <w:rPr>
@@ -1411,6 +1492,9 @@
           <w:ilvl w:val="0"/>
           <w:numId w:val="8"/>
         </w:numPr>
+        <w:rPr>
+          <w:rFonts w:hint="eastAsia"/>
+        </w:rPr>
       </w:pPr>
       <w:r>
         <w:rPr>
@@ -1426,24 +1510,15 @@
           <w:ilvl w:val="0"/>
           <w:numId w:val="8"/>
         </w:numPr>
-      </w:pPr>
-      <w:r>
-        <w:rPr>
-          <w:rFonts w:hint="eastAsia"/>
-        </w:rPr>
-        <w:t>通关榜(</w:t>
-      </w:r>
-      <w:r>
-        <w:rPr>
-          <w:rFonts w:hint="eastAsia"/>
-        </w:rPr>
-        <w:t>按玩家通过的关卡总数排行</w:t>
-      </w:r>
-      <w:r>
-        <w:rPr>
-          <w:rFonts w:hint="eastAsia"/>
-        </w:rPr>
-        <w:t>)</w:t>
+        <w:rPr>
+          <w:rFonts w:hint="eastAsia"/>
+        </w:rPr>
+      </w:pPr>
+      <w:r>
+        <w:rPr>
+          <w:rFonts w:hint="eastAsia"/>
+        </w:rPr>
+        <w:t>通关榜(按玩家通过的关卡总数排行)</w:t>
       </w:r>
     </w:p>
     <w:p>

--- a/冒险西游记.docx
+++ b/冒险西游记.docx
@@ -942,7 +942,31 @@
           <w:rFonts w:hint="eastAsia"/>
         </w:rPr>
         <w:lastRenderedPageBreak/>
-        <w:t>合成宠物需要同资质</w:t>
+        <w:t>合成宠物需要同</w:t>
+      </w:r>
+      <w:r>
+        <w:rPr>
+          <w:rFonts w:hint="eastAsia"/>
+        </w:rPr>
+        <w:t>品阶</w:t>
+      </w:r>
+      <w:r>
+        <w:rPr>
+          <w:rFonts w:hint="eastAsia"/>
+        </w:rPr>
+        <w:t>(白/绿/蓝/紫</w:t>
+      </w:r>
+      <w:r>
+        <w:rPr>
+          <w:rFonts w:hint="eastAsia"/>
+        </w:rPr>
+        <w:t xml:space="preserve"> ps:比玩家的功法品阶少一阶</w:t>
+      </w:r>
+      <w:r>
+        <w:rPr>
+          <w:rFonts w:hint="eastAsia"/>
+        </w:rPr>
+        <w:t>)</w:t>
       </w:r>
     </w:p>
     <w:p>

--- a/冒险西游记.docx
+++ b/冒险西游记.docx
@@ -350,7 +350,7 @@
         <w:rPr>
           <w:rFonts w:hint="eastAsia"/>
         </w:rPr>
-        <w:t>游戏中有各种品阶的功法(白/绿/蓝/紫/红)</w:t>
+        <w:t>游戏中有各种品阶的功法(白/绿/蓝/紫)</w:t>
       </w:r>
     </w:p>
     <w:p>
@@ -954,19 +954,7 @@
         <w:rPr>
           <w:rFonts w:hint="eastAsia"/>
         </w:rPr>
-        <w:t>(白/绿/蓝/紫</w:t>
-      </w:r>
-      <w:r>
-        <w:rPr>
-          <w:rFonts w:hint="eastAsia"/>
-        </w:rPr>
-        <w:t xml:space="preserve"> ps:比玩家的功法品阶少一阶</w:t>
-      </w:r>
-      <w:r>
-        <w:rPr>
-          <w:rFonts w:hint="eastAsia"/>
-        </w:rPr>
-        <w:t>)</w:t>
+        <w:t>(白/绿/蓝/紫)</w:t>
       </w:r>
     </w:p>
     <w:p>

--- a/冒险西游记.docx
+++ b/冒险西游记.docx
@@ -1477,6 +1477,24 @@
           <w:rFonts w:hint="eastAsia"/>
         </w:rPr>
         <w:t>使用金柳露洗白</w:t>
+      </w:r>
+      <w:r>
+        <w:rPr>
+          <w:rFonts w:hint="eastAsia"/>
+        </w:rPr>
+        <w:t>(</w:t>
+      </w:r>
+      <w:r>
+        <w:rPr>
+          <w:rFonts w:hint="eastAsia"/>
+        </w:rPr>
+        <w:t>金柳露</w:t>
+      </w:r>
+      <w:r>
+        <w:rPr>
+          <w:rFonts w:hint="eastAsia"/>
+        </w:rPr>
+        <w:t>不会改变品阶，只会重置等级、技能、资质)</w:t>
       </w:r>
     </w:p>
     <w:p>

--- a/冒险西游记.docx
+++ b/冒险西游记.docx
@@ -1076,6 +1076,12 @@
         </w:rPr>
         <w:t>没有回血技能</w:t>
       </w:r>
+      <w:r>
+        <w:rPr>
+          <w:rFonts w:hint="eastAsia"/>
+        </w:rPr>
+        <w:t>?</w:t>
+      </w:r>
     </w:p>
     <w:p>
       <w:pPr>
@@ -1094,6 +1100,12 @@
         </w:rPr>
         <w:t>没有药品</w:t>
       </w:r>
+      <w:r>
+        <w:rPr>
+          <w:rFonts w:hint="eastAsia"/>
+        </w:rPr>
+        <w:t>?</w:t>
+      </w:r>
     </w:p>
     <w:p>
       <w:pPr>
@@ -1482,19 +1494,19 @@
         <w:rPr>
           <w:rFonts w:hint="eastAsia"/>
         </w:rPr>
-        <w:t>(</w:t>
-      </w:r>
-      <w:r>
-        <w:rPr>
-          <w:rFonts w:hint="eastAsia"/>
-        </w:rPr>
-        <w:t>金柳露</w:t>
-      </w:r>
-      <w:r>
-        <w:rPr>
-          <w:rFonts w:hint="eastAsia"/>
-        </w:rPr>
-        <w:t>不会改变品阶，只会重置等级、技能、资质)</w:t>
+        <w:t>(金柳露</w:t>
+      </w:r>
+      <w:r>
+        <w:rPr>
+          <w:rFonts w:hint="eastAsia"/>
+        </w:rPr>
+        <w:t>重置</w:t>
+      </w:r>
+      <w:r>
+        <w:rPr>
+          <w:rFonts w:hint="eastAsia"/>
+        </w:rPr>
+        <w:t>品阶，等级、技能、资质)</w:t>
       </w:r>
     </w:p>
     <w:p>
